--- a/ky/discovery-articles/4.15 Орган көчүрүү.docx
+++ b/ky/discovery-articles/4.15 Орган көчүрүү.docx
@@ -4,564 +4,374 @@
   <w:body>
     <w:p>
       <w:pPr>
-        <w:keepNext/>
-        <w:spacing w:before="280" w:after="120"/>
+        <w:pStyle w:val="Title"/>
+        <w:widowControl/>
       </w:pPr>
       <w:r>
-        <w:rPr>
-          <w:rFonts w:ascii="Calibri" w:hAnsi="Calibri" w:eastAsia="Calibri"/>
-          <w:b/>
-          <w:i w:val="0"/>
-          <w:color w:val="004E8C"/>
-          <w:sz w:val="44"/>
-        </w:rPr>
         <w:t>4.15 Орган көчүрүү</w:t>
       </w:r>
     </w:p>
     <w:p>
       <w:pPr>
-        <w:spacing w:after="80"/>
+        <w:keepNext/>
+        <w:widowControl/>
       </w:pPr>
       <w:r>
         <w:rPr>
-          <w:rFonts w:ascii="Calibri" w:hAnsi="Calibri" w:eastAsia="Calibri"/>
-          <w:b w:val="0"/>
-          <w:i/>
-          <w:color w:val="505050"/>
-          <w:sz w:val="22"/>
+          <w:sz w:val="20"/>
         </w:rPr>
         <w:t>4. Медицина, биология жана коомдук саламаттык</w:t>
       </w:r>
     </w:p>
     <w:p>
       <w:pPr>
-        <w:spacing w:after="200"/>
+        <w:keepNext/>
+        <w:widowControl/>
       </w:pPr>
       <w:r>
         <w:rPr>
-          <w:rFonts w:ascii="Calibri" w:hAnsi="Calibri" w:eastAsia="Calibri"/>
-          <w:b w:val="0"/>
-          <w:i/>
-          <w:sz w:val="22"/>
+          <w:sz w:val="20"/>
         </w:rPr>
-        <w:t>Мезгил: XX кылымдын ортосу (ийгиликтүү бөйрөк көчүрүүлөр); кийин жүрөк, боор, өпкө жана бир нече органды көчүрүү программалары | Негизги өкүлдөр: Жозеф Мюррей; Питер Медавар (иммундук толеранттуулук); Томас Старзл; Кристиан Барнард; трансплантациялык иммунология боюнча көптөгөн топтор</w:t>
+        <w:t>Мезгил: XX кылымдын ортосу (ийгиликтүү бөйрөк көчүрүүлөр); кийин жүрөк, боор, өпкө жана көп орган программалары | Негизги салым кошкондор: Жозеф Мюррей; Питер Медавар (иммундук кабыл алуу); Томас Старзл; Кристиан Барнард; көптөгөн трансплантациялык иммунология топтору</w:t>
       </w:r>
     </w:p>
     <w:p>
       <w:pPr>
-        <w:spacing w:after="160" w:line="276" w:lineRule="auto"/>
+        <w:widowControl/>
       </w:pPr>
       <w:r>
-        <w:rPr>
-          <w:rFonts w:ascii="Calibri" w:hAnsi="Calibri" w:eastAsia="Calibri"/>
-          <w:b w:val="0"/>
-          <w:i w:val="0"/>
-          <w:sz w:val="22"/>
-        </w:rPr>
-        <w:t>Орган көчүрүүдө иштен чыккан орган донордун органы менен алмаштырылып, иммунология жана дарылар аркылуу четке кагуу токтотулат. Бул ыкма органдын акыркы баскычтагы жетишсиздигин сөзсүз өлүмдөн экинчи мүмкүнчүлүккө айландырды.</w:t>
+        <w:t>Орган көчүрүү иштен чыккан органдын ордуна донордун органын коюп, иммунология жана дарылар менен четке кагууну басат. Ал органдын акыркы жетишсиздигин сөзсүз өлүмдөн кайра жашоого мүмкүнчүлүккө айландырган.</w:t>
       </w:r>
     </w:p>
     <w:p>
       <w:pPr>
-        <w:keepNext/>
-        <w:spacing w:before="240" w:after="120"/>
+        <w:pStyle w:val="Heading1"/>
+        <w:widowControl/>
       </w:pPr>
       <w:r>
-        <w:rPr>
-          <w:rFonts w:ascii="Calibri" w:hAnsi="Calibri" w:eastAsia="Calibri"/>
-          <w:b/>
-          <w:i w:val="0"/>
-          <w:color w:val="004E8C"/>
-          <w:sz w:val="28"/>
-        </w:rPr>
-        <w:t>Негизги фактылар</w:t>
+        <w:t>Негизги маалыматтар</w:t>
       </w:r>
     </w:p>
     <w:p>
       <w:pPr>
         <w:pStyle w:val="ListBullet"/>
+        <w:widowControl/>
       </w:pPr>
       <w:r>
-        <w:rPr>
-          <w:rFonts w:ascii="Calibri" w:hAnsi="Calibri" w:eastAsia="Calibri"/>
-          <w:b w:val="0"/>
-          <w:i w:val="0"/>
-          <w:sz w:val="22"/>
-        </w:rPr>
-        <w:t>Жозеф Мюррейдин тобу 1954-жылы бир жумурткадан жаралган эгиздердин ортосунда биринчи узак мөөнөттүү ийгиликтүү бөйрөк көчүрүүнү жасаган</w:t>
+        <w:t>Жозеф Мюррейдин тобу 1954-жылы бир жумурткадан чыккан эгиздердин ортосунда алгачкы узак мөөнөт ийгиликтүү бөйрөк көчүрүүнү жасаган.</w:t>
       </w:r>
     </w:p>
     <w:p>
       <w:pPr>
         <w:pStyle w:val="ListBullet"/>
+        <w:widowControl/>
       </w:pPr>
       <w:r>
-        <w:rPr>
-          <w:rFonts w:ascii="Calibri" w:hAnsi="Calibri" w:eastAsia="Calibri"/>
-          <w:b w:val="0"/>
-          <w:i w:val="0"/>
-          <w:sz w:val="22"/>
-        </w:rPr>
-        <w:t>Иммундук четке кагууну түшүнүү жана иммунитетти басаңдатуучу дарылар генетикалык жактан окшош эмес адамдардын ортосунда да орган көчүрүүгө жол ачкан</w:t>
+        <w:t>Иммундук четке кагууну түшүнүү жана иммунитетти баскан дарылар бирдей эмес адамдардын ортосунда көчүрүүгө жол ачкан.</w:t>
       </w:r>
     </w:p>
     <w:p>
       <w:pPr>
         <w:pStyle w:val="ListBullet"/>
+        <w:widowControl/>
       </w:pPr>
       <w:r>
-        <w:rPr>
-          <w:rFonts w:ascii="Calibri" w:hAnsi="Calibri" w:eastAsia="Calibri"/>
-          <w:b w:val="0"/>
-          <w:i w:val="0"/>
-          <w:sz w:val="22"/>
-        </w:rPr>
-        <w:t>Хирургия жана интенсивдүү терапия өнүккөн сайын жүрөк, боор жана өпкө көчүрүү жүргүзүлө баштаган</w:t>
+        <w:t>Хирургия менен интенсивдүү жардам өнүккөндө жүрөк, боор жана өпкө көчүрүүлөрү келген.</w:t>
       </w:r>
     </w:p>
     <w:p>
       <w:pPr>
         <w:pStyle w:val="ListBullet"/>
+        <w:widowControl/>
       </w:pPr>
       <w:r>
-        <w:rPr>
-          <w:rFonts w:ascii="Calibri" w:hAnsi="Calibri" w:eastAsia="Calibri"/>
-          <w:b w:val="0"/>
-          <w:i w:val="0"/>
-          <w:sz w:val="22"/>
-        </w:rPr>
-        <w:t>Мээнин өлүмүн аныктоо эрежелери жана орган алуу тутумдары кан айлануу же мээ иши токтогондон кийинки донорлукту уюштурган</w:t>
+        <w:t>Мээ өлүмүнүн критерийлери жана орган алуу системалары кан айлануу же неврологиялык өлүмдөн кийинки донорлукту уюштурган.</w:t>
       </w:r>
     </w:p>
     <w:p>
       <w:pPr>
         <w:pStyle w:val="ListBullet"/>
+        <w:widowControl/>
       </w:pPr>
       <w:r>
-        <w:rPr>
-          <w:rFonts w:ascii="Calibri" w:hAnsi="Calibri" w:eastAsia="Calibri"/>
-          <w:b w:val="0"/>
-          <w:i w:val="0"/>
-          <w:sz w:val="22"/>
-        </w:rPr>
-        <w:t>Органдардын жетишсиздиги жана өмүр бою иммунитетти басаңдатуу зарылдыгы негизги чектөө бойдон калууда</w:t>
+        <w:t>Орган жетишсиздиги жана өмүр бою иммунитетти басуу негизги чектер бойдон калат.</w:t>
       </w:r>
     </w:p>
     <w:p>
       <w:pPr>
-        <w:keepNext/>
-        <w:spacing w:before="240" w:after="120"/>
+        <w:pStyle w:val="Heading1"/>
+        <w:widowControl/>
       </w:pPr>
       <w:r>
-        <w:rPr>
-          <w:rFonts w:ascii="Calibri" w:hAnsi="Calibri" w:eastAsia="Calibri"/>
-          <w:b/>
-          <w:i w:val="0"/>
-          <w:color w:val="004E8C"/>
-          <w:sz w:val="28"/>
-        </w:rPr>
-        <w:t>Бул эмне</w:t>
+        <w:t>Бул эмне?</w:t>
       </w:r>
     </w:p>
     <w:p>
       <w:pPr>
-        <w:spacing w:after="160" w:line="276" w:lineRule="auto"/>
+        <w:widowControl/>
       </w:pPr>
       <w:r>
-        <w:rPr>
-          <w:rFonts w:ascii="Calibri" w:hAnsi="Calibri" w:eastAsia="Calibri"/>
-          <w:b w:val="0"/>
-          <w:i w:val="0"/>
-          <w:sz w:val="22"/>
-        </w:rPr>
-        <w:t>Орган көчүрүү — иштен чыгып жаткан жүрөк, бөйрөк, боор, өпкө же башка органды тирүү же каза болгон донордун органы менен хирургиялык жол менен алмаштыруу. Ийгилик үчүн кан тамырларды туташтыруу, стерилдүү иштөө жана иммундук четке кагууну өмүр бою көзөмөлдөө керек. Ткандардын тибин жана кайчылаш шайкештикти текшерүү коркунучту азайтат, бирок толук жок кылбайт. Жөнөкөй айтканда, бул башка адамдын органын кабыл алуу, ал эми иммундук система жаңы органды киргизгиси келбеген сакчыдай иштейт. Ошондуктан бул ойлоп табуу хирургия эле эмес, дары режими менен этикалык эрежелердин да жыйындысы.</w:t>
+        <w:t>Орган көчүрүүдө иштен чыккан жүрөк, бөйрөк, боор, өпкө же башка орган тирүү же каза болгон донордуку менен хирургиялык алмаштырылат. Ийгилик кан тамырларды бириктирүүнү, стерилдүү ишти жана иммундук четке кагууну өмүр бою башкарууну талап кылат. Ткань тибин жана кайчылаш шайкештикти текшерүү тобокелдикти азайтат, бирок жойбойт. Бул башка денеден бөлүк алуу сыяктуу, ал эми иммундук система бөтөндү киргизбеген сакчы болот. Жаңылык скальпелде гана эмес, дары тартибинде жана этикалык негизде да жатат.</w:t>
       </w:r>
     </w:p>
     <w:p>
       <w:pPr>
-        <w:keepNext/>
-        <w:spacing w:before="240" w:after="120"/>
+        <w:pStyle w:val="Heading1"/>
+        <w:widowControl/>
       </w:pPr>
       <w:r>
-        <w:rPr>
-          <w:rFonts w:ascii="Calibri" w:hAnsi="Calibri" w:eastAsia="Calibri"/>
-          <w:b/>
-          <w:i w:val="0"/>
-          <w:color w:val="004E8C"/>
-          <w:sz w:val="28"/>
-        </w:rPr>
-        <w:t>Аны ким ачкан же ойлоп тапкан</w:t>
+        <w:t xml:space="preserve">Ким ойлоп тапкан</w:t>
       </w:r>
     </w:p>
     <w:p>
       <w:pPr>
-        <w:spacing w:after="160" w:line="276" w:lineRule="auto"/>
+        <w:widowControl/>
       </w:pPr>
       <w:r>
-        <w:rPr>
-          <w:rFonts w:ascii="Calibri" w:hAnsi="Calibri" w:eastAsia="Calibri"/>
-          <w:b w:val="0"/>
-          <w:i w:val="0"/>
-          <w:sz w:val="22"/>
-        </w:rPr>
-        <w:t>Мюррей бир жумурткадан жаралган эгиздердин ортосунда бөйрөк көчүрүп, иммундук шайкештик болгондо ыкма иштей турганын далилдегенге чейин хирургдар ондогон жыл ийгиликсиз аракет кылышкан. Медавар жана башкалар четке кагуунун биологиясын түшүндүрүп, азатиоприн, циклоспорин жана кийинки дарылар донорлордун чөйрөсүн кеңейтти. Старзл боор көчүрүүнү өнүктүрсө, Барнарддын жүрөк көчүрүүсү коомдун элестетүүсүн багындырды. Орган алуу координаторлору, HLA лабораториялары жана реаниматологдор да бул жетишкендиктин тең авторлору. Диализде кезек күтүп, операциядан кийин дайыма сак жүргөн бейтаптар окуяны толуктайт.</w:t>
+        <w:t>Хирургдар ондогон жылдар бою ийгиликсиз аракеттенген. Мюррейдин эгиздердеги бөйрөк ийгилиги иммунитет дал келгенде идея иштээрин көрсөткөн. Медавар жана башкалар четке кагуунун биологиясын тактаган; азатиоприн, циклоспорин жана кийинки заттар донор мүмкүнчүлүгүн кеңейткен. Старзл боор көчүрүүнү өнүктүргөн; Барнарддын жүрөк операциясы коомду таң калтырган. Орган алууну уюштургандар, адамдын лейкоциттик антигендерин — HLAны — текшерген лабораториялар жана интенсивдүү терапия адистери да салым кошкон. Операцияга чейин диализден өтүп, андан кийин этият жашаган бейтаптар тарыхты толуктайт.</w:t>
       </w:r>
     </w:p>
     <w:p>
       <w:pPr>
-        <w:keepNext/>
-        <w:spacing w:before="240" w:after="120"/>
+        <w:pStyle w:val="Heading1"/>
+        <w:widowControl/>
       </w:pPr>
       <w:r>
-        <w:rPr>
-          <w:rFonts w:ascii="Calibri" w:hAnsi="Calibri" w:eastAsia="Calibri"/>
-          <w:b/>
-          <w:i w:val="0"/>
-          <w:color w:val="004E8C"/>
-          <w:sz w:val="28"/>
-        </w:rPr>
-        <w:t>Качан жана кантип пайда болгон</w:t>
+        <w:t>Качан жана кантип пайда болгон?</w:t>
       </w:r>
     </w:p>
     <w:p>
       <w:pPr>
-        <w:spacing w:after="160" w:line="276" w:lineRule="auto"/>
+        <w:widowControl/>
       </w:pPr>
       <w:r>
-        <w:rPr>
-          <w:rFonts w:ascii="Calibri" w:hAnsi="Calibri" w:eastAsia="Calibri"/>
-          <w:b w:val="0"/>
-          <w:i w:val="0"/>
-          <w:sz w:val="22"/>
-        </w:rPr>
-        <w:t>1954-жылы бир жумурткадан жаралган эгиздердеги операция принциптин тууралыгын далилдеди. 1960–1980-жылдары химиялык иммуносупрессия өнүгүп, көчүрүлө турган органдардын түрү көбөйдү. Өлүмдү мыйзамдык жактан аныктоо каза болгон адамдан орган алууну кеңири уюштурууга мүмкүндүк берди. Күтүү тизмелери жана органды бөлүштүрүү алгоритмдери жаңы мекемелерге айланды. Жаныбардан адамга орган көчүрүү жана аппарат менен перфузиялоо боюнча изилдөө уланууда. Ыкма хирургдун кайратына эле эмес, интенсивдүү терапиясы, кан банкы жана иммунологиясы күчтүү борборлорго таянган.</w:t>
+        <w:t>1954-жыл эгиздер аркылуу мүмкүнчүлүктү далилдеген. 1960–1980-жылдары дары менен иммунитетти басуу жана башка орган түрлөрүн көчүрүү кеңейген. Өлүмдүн укуктук аныктамалары каза болгондордон донорлукту чоң масштабга чыгарган. Күтүү тизмелери жана бөлүштүрүү алгоритмдери жаңы институт болгон. Башка түрдөн орган көчүрүү — ксенотрансплантация — жана орган аркылуу аппарат менен суюктук өткөрүп сактоо изилдөөлөрү уланат. Жайылышы хирургдун эрдигине гана эмес, интенсивдүү жардам, кан банкы жана иммунологиясы күчтүү борборлорго байланышкан.</w:t>
       </w:r>
     </w:p>
     <w:p>
       <w:pPr>
-        <w:keepNext/>
-        <w:spacing w:before="240" w:after="120"/>
+        <w:pStyle w:val="Heading1"/>
+        <w:widowControl/>
       </w:pPr>
       <w:r>
-        <w:rPr>
-          <w:rFonts w:ascii="Calibri" w:hAnsi="Calibri" w:eastAsia="Calibri"/>
-          <w:b/>
-          <w:i w:val="0"/>
-          <w:color w:val="004E8C"/>
-          <w:sz w:val="28"/>
-        </w:rPr>
-        <w:t>Илимий жактан мааниси</w:t>
+        <w:t>Илим үчүн мааниси</w:t>
       </w:r>
     </w:p>
     <w:p>
       <w:pPr>
-        <w:spacing w:after="160" w:line="276" w:lineRule="auto"/>
+        <w:widowControl/>
       </w:pPr>
       <w:r>
-        <w:rPr>
-          <w:rFonts w:ascii="Calibri" w:hAnsi="Calibri" w:eastAsia="Calibri"/>
-          <w:b w:val="0"/>
-          <w:i w:val="0"/>
-          <w:sz w:val="22"/>
-        </w:rPr>
-        <w:t>Трансплантация — өмүр менен өлүмдүн ортосунда иштеген колдонмо иммунология: ткандын типтери, Т-клеткалардын активдешүүсү, толеранттуулук жана дарылардан инфекция көбөйүү коркунучу ушул жерде кесилишет. Ал мээнин өлүмүн жана муздак сакталган органга кан кайра барганда пайда болгон жаракатты терең түшүнүүгө мажбур кылды. Геномика менен биомаркерлер четке кагууну эртерээк табууга умтулат. Бул тармак иммундук системаны донордук органды четке какпай, ошол эле учурда бейтапты инфекциядан коргой тургандай тең салмакта кармоо боюнча үзгүлтүксүз изилдөөгө окшойт.</w:t>
+        <w:t>Орган көчүрүү өмүр чечилген шарттагы колдонмо иммунология: ткань типтери, Т-клетканын активдешүүсү, бөтөндү кабыл алуу жана дарыдан инфекция тобокелдиги. Ал мээ өлүмүн жана муздак органга кан кайра келгендеги жабыркоону жакшыраак түшүнүүгө мажбурлаган. Азыр геномика жана биологиялык көрсөткүчтөр четке кагууну эрте табууга аракеттенет. Тармак өзүнүкү менен бөтөндү айырмалоону жөнгө салып, жаңы органды да, бейтапты инфекциядан да сактоонун тынымсыз тажрыйбасы.</w:t>
       </w:r>
     </w:p>
     <w:p>
       <w:pPr>
-        <w:keepNext/>
-        <w:spacing w:before="240" w:after="120"/>
+        <w:pStyle w:val="Heading1"/>
+        <w:widowControl/>
       </w:pPr>
       <w:r>
-        <w:rPr>
-          <w:rFonts w:ascii="Calibri" w:hAnsi="Calibri" w:eastAsia="Calibri"/>
-          <w:b/>
-          <w:i w:val="0"/>
-          <w:color w:val="004E8C"/>
-          <w:sz w:val="28"/>
-        </w:rPr>
-        <w:t>Кийинки өнүгүүлөргө тийгизген таасири</w:t>
+        <w:t>Кийинки өнүгүүгө тийгизген таасири</w:t>
       </w:r>
     </w:p>
     <w:p>
       <w:pPr>
-        <w:spacing w:after="160" w:line="276" w:lineRule="auto"/>
+        <w:widowControl/>
       </w:pPr>
       <w:r>
-        <w:rPr>
-          <w:rFonts w:ascii="Calibri" w:hAnsi="Calibri" w:eastAsia="Calibri"/>
-          <w:b w:val="0"/>
-          <w:i w:val="0"/>
-          <w:sz w:val="22"/>
-        </w:rPr>
-        <w:t>Диализ, жүрөктүн көмөкчү насостору жана жасалма органдар трансплантацияга чейин убакыт утат же ага альтернатива болот. Регенеративдик медицина донорсуз өстүрүлө турган органдарды кыялданат. Рак менен инфекцияны дарылоо иммунитети басаңдатылган бейтаптарга ылайыкташтырылды. Трансплантация этикасы макулдукту, адилет бөлүштүрүүнү жана орган соодасына тыюуну калыптандырды. Кийинки медицина бул тармактан кереметтүү айыгуу баянын да, тартыш ресурсту бөлүштүрүү көйгөйүн да мурастап алды.</w:t>
+        <w:t>Диализ, жүрөк карынчаларына жардам берген түзмөктөр жана жасалма органдар көп учурда көчүрүүгө чейин жардам берет же ага атаандашат. Калыбына келтирүүчү медицина донорсуз алмаштыруучу орган өстүрүүнү көздөйт. Рак жана инфекция жардамдары иммунитети басылган адамдарга ылайыкташкан. Трансплантация этикасы макулдукка, адилет бөлүштүрүүгө жана орган соодасына тыюуга таасир эткен. Кийинки медицина керемет тууралуу баянды да, жетишсиз ресурсту бөлүү маселесин да мурастаган.</w:t>
       </w:r>
     </w:p>
     <w:p>
       <w:pPr>
-        <w:keepNext/>
-        <w:spacing w:before="240" w:after="120"/>
+        <w:pStyle w:val="Heading1"/>
+        <w:widowControl/>
       </w:pPr>
       <w:r>
-        <w:rPr>
-          <w:rFonts w:ascii="Calibri" w:hAnsi="Calibri" w:eastAsia="Calibri"/>
-          <w:b/>
-          <w:i w:val="0"/>
-          <w:color w:val="004E8C"/>
-          <w:sz w:val="28"/>
-        </w:rPr>
-        <w:t>Адамдардын жашоосун кантип өзгөрткөн</w:t>
+        <w:t>Адамдардын жашоосун кантип өзгөрткөн?</w:t>
       </w:r>
     </w:p>
     <w:p>
       <w:pPr>
-        <w:spacing w:after="160" w:line="276" w:lineRule="auto"/>
+        <w:widowControl/>
       </w:pPr>
       <w:r>
-        <w:rPr>
-          <w:rFonts w:ascii="Calibri" w:hAnsi="Calibri" w:eastAsia="Calibri"/>
-          <w:b w:val="0"/>
-          <w:i w:val="0"/>
-          <w:sz w:val="22"/>
-        </w:rPr>
-        <w:t>Адамдар диализ креслосунан жана иштебей калган жүрөктөн чыгып, жылдарга созулган кошумча өмүргө ээ болушту — ал убакыт клиникага баруу жана дары салгычтагы таблеткалар менен эсептелет. Донордун үй-бүлөсү кайгы менен маани табууну бир учурда баштан өткөрөт. Орган алган адам ыраазычылык, четке кагуудан коркуу жана кимдин органы менен жашап жатканы тууралуу суроолор менен өмүр сүрөт. Күтүү тизмесиндеги белгисиздик жаңы доордун оор сыноосуна айланды. Ошентип, бир адамдын өлүмү экинчисинин өмүрүн уланта алган өзгөчө адамдык байланыш пайда болду.</w:t>
+        <w:t>Адамдар диализ креслосунан жана алсыз жүрөктөн кийин кошумча жылдарга ээ болгон. Ал жылдар клиникага баруу жана дары кутуларын иреттөө менен коштолгон. Донордун үй-бүлөсүндө кайгы менен маанилүү иш кылгандык сезими аралашкан. Алуучу ыраазычылык, четке кагылуудан коркуу жана кимдин органын алып жүргөнү тууралуу коомдук суроолор менен жашайт. Күтүү тизмесиндеги белгисиздик жаңы сыноого айланган. Бир дененин өлүмү башка адамга дем бере алган — операция бөлмөсүндө жаралган жаңы байланыш.</w:t>
       </w:r>
     </w:p>
     <w:p>
       <w:pPr>
-        <w:keepNext/>
-        <w:spacing w:before="240" w:after="120"/>
+        <w:pStyle w:val="Heading1"/>
+        <w:widowControl/>
       </w:pPr>
       <w:r>
-        <w:rPr>
-          <w:rFonts w:ascii="Calibri" w:hAnsi="Calibri" w:eastAsia="Calibri"/>
-          <w:b/>
-          <w:i w:val="0"/>
-          <w:color w:val="004E8C"/>
-          <w:sz w:val="28"/>
-        </w:rPr>
-        <w:t>Булактар жана шилтемелер</w:t>
+        <w:t>Булактар жана кошумча окуу</w:t>
       </w:r>
     </w:p>
     <w:p>
       <w:pPr>
-        <w:keepNext/>
-        <w:spacing w:before="240" w:after="120"/>
+        <w:pStyle w:val="Heading2"/>
+        <w:widowControl/>
       </w:pPr>
       <w:r>
         <w:rPr>
-          <w:rFonts w:ascii="Calibri" w:hAnsi="Calibri" w:eastAsia="Calibri"/>
-          <w:b/>
-          <w:i w:val="0"/>
-          <w:color w:val="004E8C"/>
-          <w:sz w:val="24"/>
+          <w:sz w:val="20"/>
         </w:rPr>
-        <w:t>A. Китептер жана негизги илимий эмгектер</w:t>
+        <w:t>Китептер жана негизги илимий эмгектер</w:t>
       </w:r>
     </w:p>
     <w:p>
       <w:pPr>
-        <w:spacing w:after="80"/>
-        <w:ind w:left="360"/>
+        <w:widowControl/>
       </w:pPr>
       <w:r>
         <w:rPr>
-          <w:rFonts w:ascii="Calibri" w:hAnsi="Calibri" w:eastAsia="Calibri"/>
-          <w:b w:val="0"/>
-          <w:i w:val="0"/>
-          <w:sz w:val="22"/>
+          <w:sz w:val="20"/>
         </w:rPr>
         <w:t>1. Tilney, Nicholas L. Transplant: From Myth to Reality. New Haven: Yale University Press, 2003.</w:t>
       </w:r>
     </w:p>
     <w:p>
       <w:pPr>
-        <w:keepNext/>
-        <w:spacing w:before="240" w:after="120"/>
+        <w:pStyle w:val="Heading2"/>
+        <w:widowControl/>
       </w:pPr>
       <w:r>
         <w:rPr>
-          <w:rFonts w:ascii="Calibri" w:hAnsi="Calibri" w:eastAsia="Calibri"/>
-          <w:b/>
-          <w:i w:val="0"/>
-          <w:color w:val="004E8C"/>
-          <w:sz w:val="24"/>
+          <w:sz w:val="20"/>
         </w:rPr>
-        <w:t>C. Мекемелердин материалдары жана энциклопедиялык булактар</w:t>
+        <w:t>Уюмдардын жана энциклопедиялардын материалдары</w:t>
       </w:r>
     </w:p>
     <w:p>
       <w:pPr>
-        <w:spacing w:after="80"/>
-        <w:ind w:left="360"/>
+        <w:widowControl/>
       </w:pPr>
       <w:r>
         <w:rPr>
-          <w:rFonts w:ascii="Calibri" w:hAnsi="Calibri" w:eastAsia="Calibri"/>
-          <w:b w:val="0"/>
-          <w:i w:val="0"/>
-          <w:sz w:val="22"/>
+          <w:sz w:val="20"/>
         </w:rPr>
-        <w:t>1. Encyclopaedia Britannica. «Орган көчүрүү».</w:t>
-      </w:r>
-      <w:r>
-        <w:rPr>
-          <w:rFonts w:ascii="Calibri" w:hAnsi="Calibri" w:eastAsia="Calibri"/>
-          <w:b w:val="0"/>
-          <w:i w:val="0"/>
-          <w:sz w:val="22"/>
-        </w:rPr>
-        <w:t xml:space="preserve"> </w:t>
+        <w:t xml:space="preserve">1. Encyclopaedia Britannica. 'Transplant.' </w:t>
       </w:r>
       <w:hyperlink r:id="rId9">
         <w:r>
           <w:rPr>
-            <w:rFonts w:ascii="Calibri" w:hAnsi="Calibri" w:eastAsia="Calibri"/>
-            <w:b w:val="0"/>
-            <w:i w:val="0"/>
-            <w:sz w:val="22"/>
-            <w:color w:val="0563C1"/>
-            <w:u w:val="single"/>
+            <w:sz w:val="20"/>
           </w:rPr>
           <w:t>https://www.britannica.com/science/transplant-surgery</w:t>
         </w:r>
       </w:hyperlink>
+      <w:r>
+        <w:rPr>
+          <w:sz w:val="20"/>
+        </w:rPr>
+      </w:r>
     </w:p>
     <w:p>
       <w:pPr>
-        <w:spacing w:after="80"/>
-        <w:ind w:left="360"/>
+        <w:widowControl/>
       </w:pPr>
       <w:r>
         <w:rPr>
-          <w:rFonts w:ascii="Calibri" w:hAnsi="Calibri" w:eastAsia="Calibri"/>
-          <w:b w:val="0"/>
-          <w:i w:val="0"/>
-          <w:sz w:val="22"/>
+          <w:sz w:val="20"/>
         </w:rPr>
-        <w:t>2. Encyclopaedia Britannica. «Жозеф Э. Мюррей».</w:t>
-      </w:r>
-      <w:r>
-        <w:rPr>
-          <w:rFonts w:ascii="Calibri" w:hAnsi="Calibri" w:eastAsia="Calibri"/>
-          <w:b w:val="0"/>
-          <w:i w:val="0"/>
-          <w:sz w:val="22"/>
-        </w:rPr>
-        <w:t xml:space="preserve"> </w:t>
+        <w:t xml:space="preserve">2. Encyclopaedia Britannica. 'Joseph E. Murray.' </w:t>
       </w:r>
       <w:hyperlink r:id="rId10">
         <w:r>
           <w:rPr>
-            <w:rFonts w:ascii="Calibri" w:hAnsi="Calibri" w:eastAsia="Calibri"/>
-            <w:b w:val="0"/>
-            <w:i w:val="0"/>
-            <w:sz w:val="22"/>
-            <w:color w:val="0563C1"/>
-            <w:u w:val="single"/>
+            <w:sz w:val="20"/>
           </w:rPr>
           <w:t>https://www.britannica.com/biography/Joseph-E-Murray</w:t>
         </w:r>
       </w:hyperlink>
-    </w:p>
-    <w:p>
-      <w:pPr>
-        <w:keepNext/>
-        <w:spacing w:before="240" w:after="120"/>
-      </w:pPr>
       <w:r>
         <w:rPr>
-          <w:rFonts w:ascii="Calibri" w:hAnsi="Calibri" w:eastAsia="Calibri"/>
-          <w:b/>
-          <w:i w:val="0"/>
-          <w:color w:val="004E8C"/>
-          <w:sz w:val="24"/>
+          <w:sz w:val="20"/>
         </w:rPr>
-        <w:t>G. Космос агенттиктеринин, лабораториялардын жана илимий уюмдардын материалдары</w:t>
       </w:r>
     </w:p>
     <w:p>
       <w:pPr>
-        <w:spacing w:after="80"/>
-        <w:ind w:left="360"/>
+        <w:pStyle w:val="Heading2"/>
+        <w:widowControl/>
       </w:pPr>
       <w:r>
         <w:rPr>
-          <w:rFonts w:ascii="Calibri" w:hAnsi="Calibri" w:eastAsia="Calibri"/>
-          <w:b w:val="0"/>
-          <w:i w:val="0"/>
-          <w:sz w:val="22"/>
+          <w:sz w:val="20"/>
         </w:rPr>
-        <w:t>1. Nobel Prize. Жозеф Мюррей жана Донналл Томас, 1990-жыл.</w:t>
+        <w:t>Космос агенттиктери, лабораториялар жана илимий уюмдар</w:t>
       </w:r>
+    </w:p>
+    <w:p>
+      <w:pPr>
+        <w:widowControl/>
+      </w:pPr>
       <w:r>
         <w:rPr>
-          <w:rFonts w:ascii="Calibri" w:hAnsi="Calibri" w:eastAsia="Calibri"/>
-          <w:b w:val="0"/>
-          <w:i w:val="0"/>
-          <w:sz w:val="22"/>
+          <w:sz w:val="20"/>
         </w:rPr>
-        <w:t xml:space="preserve"> </w:t>
+        <w:t xml:space="preserve">1. Nobel Prize. Joseph Murray and Donnall Thomas, 1990. </w:t>
       </w:r>
       <w:hyperlink r:id="rId11">
         <w:r>
           <w:rPr>
-            <w:rFonts w:ascii="Calibri" w:hAnsi="Calibri" w:eastAsia="Calibri"/>
-            <w:b w:val="0"/>
-            <w:i w:val="0"/>
-            <w:sz w:val="22"/>
-            <w:color w:val="0563C1"/>
-            <w:u w:val="single"/>
+            <w:sz w:val="20"/>
           </w:rPr>
           <w:t>https://www.nobelprize.org/prizes/medicine/1990/murray/facts/</w:t>
         </w:r>
       </w:hyperlink>
+      <w:r>
+        <w:rPr>
+          <w:sz w:val="20"/>
+        </w:rPr>
+      </w:r>
     </w:p>
     <w:p>
       <w:pPr>
-        <w:spacing w:after="80"/>
-        <w:ind w:left="360"/>
+        <w:widowControl/>
       </w:pPr>
       <w:r>
         <w:rPr>
-          <w:rFonts w:ascii="Calibri" w:hAnsi="Calibri" w:eastAsia="Calibri"/>
-          <w:b w:val="0"/>
-          <w:i w:val="0"/>
-          <w:sz w:val="22"/>
+          <w:sz w:val="20"/>
         </w:rPr>
-        <w:t>2. UNOS. Орган донорлугу жана трансплантация боюнча түшүндүрмөлөр (АКШдагы бөлүштүрүү тутуму).</w:t>
-      </w:r>
-      <w:r>
-        <w:rPr>
-          <w:rFonts w:ascii="Calibri" w:hAnsi="Calibri" w:eastAsia="Calibri"/>
-          <w:b w:val="0"/>
-          <w:i w:val="0"/>
-          <w:sz w:val="22"/>
-        </w:rPr>
-        <w:t xml:space="preserve"> </w:t>
+        <w:t xml:space="preserve">2. UNOS. Organ donation and transplant explainers (U.S. allocation context). </w:t>
       </w:r>
       <w:hyperlink r:id="rId12">
         <w:r>
           <w:rPr>
-            <w:rFonts w:ascii="Calibri" w:hAnsi="Calibri" w:eastAsia="Calibri"/>
-            <w:b w:val="0"/>
-            <w:i w:val="0"/>
-            <w:sz w:val="22"/>
-            <w:color w:val="0563C1"/>
-            <w:u w:val="single"/>
+            <w:sz w:val="20"/>
           </w:rPr>
           <w:t>https://unos.org/transplant/</w:t>
         </w:r>
       </w:hyperlink>
+      <w:r>
+        <w:rPr>
+          <w:sz w:val="20"/>
+        </w:rPr>
+      </w:r>
     </w:p>
     <w:sectPr>
-      <w:pgSz w:w="12240" w:h="15840"/>
-      <w:pgMar w:top="1296" w:right="1440" w:bottom="1296" w:left="1440" w:header="720" w:footer="720" w:gutter="0"/>
+      <w:footerReference w:type="default" r:id="rId13"/>
+      <w:pgSz w:w="11906" w:h="16838"/>
+      <w:pgMar w:top="1020" w:right="1134" w:bottom="1020" w:left="1134" w:header="720" w:footer="720" w:gutter="0"/>
       <w:cols w:space="720"/>
       <w:docGrid w:linePitch="360"/>
     </w:sectPr>
   </w:body>
 </w:document>
+</file>
+
+<file path=word/footer1.xml><?xml version="1.0" encoding="utf-8"?>
+<w:ftr xmlns:m="http://schemas.openxmlformats.org/officeDocument/2006/math" xmlns:mc="http://schemas.openxmlformats.org/markup-compatibility/2006" xmlns:mo="http://schemas.microsoft.com/office/mac/office/2008/main" xmlns:mv="urn:schemas-microsoft-com:mac:vml" xmlns:o="urn:schemas-microsoft-com:office:office" xmlns:r="http://schemas.openxmlformats.org/officeDocument/2006/relationships" xmlns:v="urn:schemas-microsoft-com:vml" xmlns:w10="urn:schemas-microsoft-com:office:word" xmlns:w14="http://schemas.microsoft.com/office/word/2010/wordml" xmlns:w="http://schemas.openxmlformats.org/wordprocessingml/2006/main" xmlns:wne="http://schemas.microsoft.com/office/word/2006/wordml" xmlns:wp14="http://schemas.microsoft.com/office/word/2010/wordprocessingDrawing" xmlns:wp="http://schemas.openxmlformats.org/drawingml/2006/wordprocessingDrawing" xmlns:wpc="http://schemas.microsoft.com/office/word/2010/wordprocessingCanvas" xmlns:wpg="http://schemas.microsoft.com/office/word/2010/wordprocessingGroup" xmlns:wpi="http://schemas.microsoft.com/office/word/2010/wordprocessingInk" xmlns:wps="http://schemas.microsoft.com/office/word/2010/wordprocessingShape" mc:Ignorable="w14 wp14">
+  <w:p>
+    <w:pPr>
+      <w:pStyle w:val="Footer"/>
+      <w:jc w:val="right"/>
+    </w:pPr>
+    <w:fldSimple w:instr="PAGE"/>
+  </w:p>
+</w:ftr>
 </file>
 
 <file path=word/numbering.xml><?xml version="1.0" encoding="utf-8"?>
@@ -772,7 +582,7 @@
   <w:docDefaults>
     <w:rPrDefault>
       <w:rPr>
-        <w:rFonts w:asciiTheme="minorHAnsi" w:eastAsiaTheme="minorEastAsia" w:hAnsiTheme="minorHAnsi" w:cstheme="minorBidi"/>
+        <w:rFonts/>
         <w:sz w:val="22"/>
         <w:szCs w:val="22"/>
         <w:lang w:val="en-US" w:eastAsia="en-US" w:bidi="ar-SA"/>
@@ -927,6 +737,15 @@
     <w:name w:val="Normal"/>
     <w:qFormat/>
     <w:rsid w:val="00FC693F"/>
+    <w:pPr>
+      <w:spacing w:after="120" w:line="259" w:lineRule="auto"/>
+    </w:pPr>
+    <w:rPr>
+      <w:rFonts w:ascii="Times New Roman" w:hAnsi="Times New Roman"/>
+      <w:color w:val="000000"/>
+      <w:sz w:val="24"/>
+      <w:lang w:val="ky-KG"/>
+    </w:rPr>
   </w:style>
   <w:style w:type="paragraph" w:styleId="Header">
     <w:name w:val="header"/>
@@ -983,16 +802,17 @@
     <w:pPr>
       <w:keepNext/>
       <w:keepLines/>
-      <w:spacing w:before="480" w:after="0"/>
+      <w:spacing w:before="480" w:after="120" w:line="259" w:lineRule="auto"/>
       <w:outlineLvl w:val="0"/>
     </w:pPr>
     <w:rPr>
-      <w:rFonts w:asciiTheme="majorHAnsi" w:eastAsiaTheme="majorEastAsia" w:hAnsiTheme="majorHAnsi" w:cstheme="majorBidi"/>
+      <w:rFonts w:ascii="Times New Roman" w:hAnsi="Times New Roman"/>
       <w:b/>
       <w:bCs/>
-      <w:color w:val="365F91" w:themeColor="accent1" w:themeShade="BF"/>
-      <w:sz w:val="28"/>
+      <w:color w:val="000000"/>
+      <w:sz w:val="26"/>
       <w:szCs w:val="28"/>
+      <w:lang w:val="ky-KG"/>
     </w:rPr>
   </w:style>
   <w:style w:type="paragraph" w:styleId="Heading2">
@@ -1007,16 +827,17 @@
     <w:pPr>
       <w:keepNext/>
       <w:keepLines/>
-      <w:spacing w:before="200" w:after="0"/>
+      <w:spacing w:before="200" w:after="120" w:line="259" w:lineRule="auto"/>
       <w:outlineLvl w:val="1"/>
     </w:pPr>
     <w:rPr>
-      <w:rFonts w:asciiTheme="majorHAnsi" w:eastAsiaTheme="majorEastAsia" w:hAnsiTheme="majorHAnsi" w:cstheme="majorBidi"/>
+      <w:rFonts w:ascii="Times New Roman" w:hAnsi="Times New Roman"/>
       <w:b/>
       <w:bCs/>
-      <w:color w:val="4F81BD" w:themeColor="accent1"/>
+      <w:color w:val="000000"/>
       <w:sz w:val="26"/>
       <w:szCs w:val="26"/>
+      <w:lang w:val="ky-KG"/>
     </w:rPr>
   </w:style>
   <w:style w:type="paragraph" w:styleId="Heading3">
@@ -1035,7 +856,7 @@
       <w:outlineLvl w:val="2"/>
     </w:pPr>
     <w:rPr>
-      <w:rFonts w:asciiTheme="majorHAnsi" w:eastAsiaTheme="majorEastAsia" w:hAnsiTheme="majorHAnsi" w:cstheme="majorBidi"/>
+      <w:rFonts/>
       <w:b/>
       <w:bCs/>
       <w:color w:val="4F81BD" w:themeColor="accent1"/>
@@ -1058,7 +879,7 @@
       <w:outlineLvl w:val="3"/>
     </w:pPr>
     <w:rPr>
-      <w:rFonts w:asciiTheme="majorHAnsi" w:eastAsiaTheme="majorEastAsia" w:hAnsiTheme="majorHAnsi" w:cstheme="majorBidi"/>
+      <w:rFonts/>
       <w:b/>
       <w:bCs/>
       <w:i/>
@@ -1083,7 +904,7 @@
       <w:outlineLvl w:val="4"/>
     </w:pPr>
     <w:rPr>
-      <w:rFonts w:asciiTheme="majorHAnsi" w:eastAsiaTheme="majorEastAsia" w:hAnsiTheme="majorHAnsi" w:cstheme="majorBidi"/>
+      <w:rFonts/>
       <w:color w:val="243F60" w:themeColor="accent1" w:themeShade="7F"/>
     </w:rPr>
   </w:style>
@@ -1104,7 +925,7 @@
       <w:outlineLvl w:val="5"/>
     </w:pPr>
     <w:rPr>
-      <w:rFonts w:asciiTheme="majorHAnsi" w:eastAsiaTheme="majorEastAsia" w:hAnsiTheme="majorHAnsi" w:cstheme="majorBidi"/>
+      <w:rFonts/>
       <w:i/>
       <w:iCs/>
       <w:color w:val="243F60" w:themeColor="accent1" w:themeShade="7F"/>
@@ -1127,7 +948,7 @@
       <w:outlineLvl w:val="6"/>
     </w:pPr>
     <w:rPr>
-      <w:rFonts w:asciiTheme="majorHAnsi" w:eastAsiaTheme="majorEastAsia" w:hAnsiTheme="majorHAnsi" w:cstheme="majorBidi"/>
+      <w:rFonts/>
       <w:i/>
       <w:iCs/>
       <w:color w:val="404040" w:themeColor="text1" w:themeTint="BF"/>
@@ -1150,7 +971,7 @@
       <w:outlineLvl w:val="7"/>
     </w:pPr>
     <w:rPr>
-      <w:rFonts w:asciiTheme="majorHAnsi" w:eastAsiaTheme="majorEastAsia" w:hAnsiTheme="majorHAnsi" w:cstheme="majorBidi"/>
+      <w:rFonts/>
       <w:color w:val="4F81BD" w:themeColor="accent1"/>
       <w:sz w:val="20"/>
       <w:szCs w:val="20"/>
@@ -1173,7 +994,7 @@
       <w:outlineLvl w:val="8"/>
     </w:pPr>
     <w:rPr>
-      <w:rFonts w:asciiTheme="majorHAnsi" w:eastAsiaTheme="majorEastAsia" w:hAnsiTheme="majorHAnsi" w:cstheme="majorBidi"/>
+      <w:rFonts/>
       <w:i/>
       <w:iCs/>
       <w:color w:val="404040" w:themeColor="text1" w:themeTint="BF"/>
@@ -1224,7 +1045,7 @@
     <w:uiPriority w:val="9"/>
     <w:rsid w:val="00FC693F"/>
     <w:rPr>
-      <w:rFonts w:asciiTheme="majorHAnsi" w:eastAsiaTheme="majorEastAsia" w:hAnsiTheme="majorHAnsi" w:cstheme="majorBidi"/>
+      <w:rFonts/>
       <w:b/>
       <w:bCs/>
       <w:color w:val="365F91" w:themeColor="accent1" w:themeShade="BF"/>
@@ -1239,7 +1060,7 @@
     <w:uiPriority w:val="9"/>
     <w:rsid w:val="00FC693F"/>
     <w:rPr>
-      <w:rFonts w:asciiTheme="majorHAnsi" w:eastAsiaTheme="majorEastAsia" w:hAnsiTheme="majorHAnsi" w:cstheme="majorBidi"/>
+      <w:rFonts/>
       <w:b/>
       <w:bCs/>
       <w:color w:val="4F81BD" w:themeColor="accent1"/>
@@ -1254,7 +1075,7 @@
     <w:uiPriority w:val="9"/>
     <w:rsid w:val="00FC693F"/>
     <w:rPr>
-      <w:rFonts w:asciiTheme="majorHAnsi" w:eastAsiaTheme="majorEastAsia" w:hAnsiTheme="majorHAnsi" w:cstheme="majorBidi"/>
+      <w:rFonts/>
       <w:b/>
       <w:bCs/>
       <w:color w:val="4F81BD" w:themeColor="accent1"/>
@@ -1269,19 +1090,17 @@
     <w:qFormat/>
     <w:rsid w:val="00FC693F"/>
     <w:pPr>
-      <w:pBdr>
-        <w:bottom w:val="single" w:sz="8" w:space="4" w:color="4F81BD" w:themeColor="accent1"/>
-      </w:pBdr>
-      <w:spacing w:after="300" w:line="240" w:lineRule="auto"/>
+      <w:spacing w:after="120" w:line="259" w:lineRule="auto"/>
       <w:contextualSpacing/>
     </w:pPr>
     <w:rPr>
-      <w:rFonts w:asciiTheme="majorHAnsi" w:eastAsiaTheme="majorEastAsia" w:hAnsiTheme="majorHAnsi" w:cstheme="majorBidi"/>
-      <w:color w:val="17365D" w:themeColor="text2" w:themeShade="BF"/>
+      <w:rFonts w:ascii="Times New Roman" w:hAnsi="Times New Roman"/>
+      <w:color w:val="000000"/>
       <w:spacing w:val="5"/>
       <w:kern w:val="28"/>
-      <w:sz w:val="52"/>
+      <w:sz w:val="40"/>
       <w:szCs w:val="52"/>
+      <w:lang w:val="ky-KG"/>
     </w:rPr>
   </w:style>
   <w:style w:type="character" w:customStyle="1" w:styleId="TitleChar">
@@ -1291,7 +1110,7 @@
     <w:uiPriority w:val="10"/>
     <w:rsid w:val="00FC693F"/>
     <w:rPr>
-      <w:rFonts w:asciiTheme="majorHAnsi" w:eastAsiaTheme="majorEastAsia" w:hAnsiTheme="majorHAnsi" w:cstheme="majorBidi"/>
+      <w:rFonts/>
       <w:color w:val="17365D" w:themeColor="text2" w:themeShade="BF"/>
       <w:spacing w:val="5"/>
       <w:kern w:val="28"/>
@@ -1313,7 +1132,7 @@
       </w:numPr>
     </w:pPr>
     <w:rPr>
-      <w:rFonts w:asciiTheme="majorHAnsi" w:eastAsiaTheme="majorEastAsia" w:hAnsiTheme="majorHAnsi" w:cstheme="majorBidi"/>
+      <w:rFonts/>
       <w:i/>
       <w:iCs/>
       <w:color w:val="4F81BD" w:themeColor="accent1"/>
@@ -1329,7 +1148,7 @@
     <w:uiPriority w:val="11"/>
     <w:rsid w:val="00FC693F"/>
     <w:rPr>
-      <w:rFonts w:asciiTheme="majorHAnsi" w:eastAsiaTheme="majorEastAsia" w:hAnsiTheme="majorHAnsi" w:cstheme="majorBidi"/>
+      <w:rFonts/>
       <w:i/>
       <w:iCs/>
       <w:color w:val="4F81BD" w:themeColor="accent1"/>
@@ -1454,8 +1273,15 @@
       <w:numPr>
         <w:numId w:val="1"/>
       </w:numPr>
+      <w:spacing w:after="120" w:line="259" w:lineRule="auto"/>
       <w:contextualSpacing/>
     </w:pPr>
+    <w:rPr>
+      <w:rFonts w:ascii="Times New Roman" w:hAnsi="Times New Roman"/>
+      <w:color w:val="000000"/>
+      <w:sz w:val="24"/>
+      <w:lang w:val="ky-KG"/>
+    </w:rPr>
   </w:style>
   <w:style w:type="paragraph" w:styleId="ListBullet2">
     <w:name w:val="List Bullet 2"/>
@@ -1627,7 +1453,7 @@
     <w:semiHidden/>
     <w:rsid w:val="00FC693F"/>
     <w:rPr>
-      <w:rFonts w:asciiTheme="majorHAnsi" w:eastAsiaTheme="majorEastAsia" w:hAnsiTheme="majorHAnsi" w:cstheme="majorBidi"/>
+      <w:rFonts/>
       <w:b/>
       <w:bCs/>
       <w:i/>
@@ -1643,7 +1469,7 @@
     <w:semiHidden/>
     <w:rsid w:val="00FC693F"/>
     <w:rPr>
-      <w:rFonts w:asciiTheme="majorHAnsi" w:eastAsiaTheme="majorEastAsia" w:hAnsiTheme="majorHAnsi" w:cstheme="majorBidi"/>
+      <w:rFonts/>
       <w:color w:val="243F60" w:themeColor="accent1" w:themeShade="7F"/>
     </w:rPr>
   </w:style>
@@ -1655,7 +1481,7 @@
     <w:semiHidden/>
     <w:rsid w:val="00FC693F"/>
     <w:rPr>
-      <w:rFonts w:asciiTheme="majorHAnsi" w:eastAsiaTheme="majorEastAsia" w:hAnsiTheme="majorHAnsi" w:cstheme="majorBidi"/>
+      <w:rFonts/>
       <w:i/>
       <w:iCs/>
       <w:color w:val="243F60" w:themeColor="accent1" w:themeShade="7F"/>
@@ -1669,7 +1495,7 @@
     <w:semiHidden/>
     <w:rsid w:val="00FC693F"/>
     <w:rPr>
-      <w:rFonts w:asciiTheme="majorHAnsi" w:eastAsiaTheme="majorEastAsia" w:hAnsiTheme="majorHAnsi" w:cstheme="majorBidi"/>
+      <w:rFonts/>
       <w:i/>
       <w:iCs/>
       <w:color w:val="404040" w:themeColor="text1" w:themeTint="BF"/>
@@ -1683,7 +1509,7 @@
     <w:semiHidden/>
     <w:rsid w:val="00FC693F"/>
     <w:rPr>
-      <w:rFonts w:asciiTheme="majorHAnsi" w:eastAsiaTheme="majorEastAsia" w:hAnsiTheme="majorHAnsi" w:cstheme="majorBidi"/>
+      <w:rFonts/>
       <w:color w:val="4F81BD" w:themeColor="accent1"/>
       <w:sz w:val="20"/>
       <w:szCs w:val="20"/>
@@ -1697,7 +1523,7 @@
     <w:semiHidden/>
     <w:rsid w:val="00FC693F"/>
     <w:rPr>
-      <w:rFonts w:asciiTheme="majorHAnsi" w:eastAsiaTheme="majorEastAsia" w:hAnsiTheme="majorHAnsi" w:cstheme="majorBidi"/>
+      <w:rFonts/>
       <w:i/>
       <w:iCs/>
       <w:color w:val="404040" w:themeColor="text1" w:themeTint="BF"/>
@@ -1756,9 +1582,6 @@
     <w:qFormat/>
     <w:rsid w:val="00FC693F"/>
     <w:pPr>
-      <w:pBdr>
-        <w:bottom w:val="single" w:sz="4" w:space="4" w:color="4F81BD" w:themeColor="accent1"/>
-      </w:pBdr>
       <w:spacing w:before="200" w:after="280"/>
       <w:ind w:left="936" w:right="936"/>
     </w:pPr>
@@ -3286,7 +3109,7 @@
         <w:spacing w:before="0" w:after="0" w:line="240" w:lineRule="auto"/>
       </w:pPr>
       <w:rPr>
-        <w:rFonts w:asciiTheme="majorHAnsi" w:eastAsiaTheme="majorEastAsia" w:hAnsiTheme="majorHAnsi" w:cstheme="majorBidi"/>
+        <w:rFonts/>
         <w:b/>
         <w:bCs/>
       </w:rPr>
@@ -3307,7 +3130,7 @@
         <w:spacing w:before="0" w:after="0" w:line="240" w:lineRule="auto"/>
       </w:pPr>
       <w:rPr>
-        <w:rFonts w:asciiTheme="majorHAnsi" w:eastAsiaTheme="majorEastAsia" w:hAnsiTheme="majorHAnsi" w:cstheme="majorBidi"/>
+        <w:rFonts/>
         <w:b/>
         <w:bCs/>
       </w:rPr>
@@ -3325,14 +3148,14 @@
     </w:tblStylePr>
     <w:tblStylePr w:type="firstCol">
       <w:rPr>
-        <w:rFonts w:asciiTheme="majorHAnsi" w:eastAsiaTheme="majorEastAsia" w:hAnsiTheme="majorHAnsi" w:cstheme="majorBidi"/>
+        <w:rFonts/>
         <w:b/>
         <w:bCs/>
       </w:rPr>
     </w:tblStylePr>
     <w:tblStylePr w:type="lastCol">
       <w:rPr>
-        <w:rFonts w:asciiTheme="majorHAnsi" w:eastAsiaTheme="majorEastAsia" w:hAnsiTheme="majorHAnsi" w:cstheme="majorBidi"/>
+        <w:rFonts/>
         <w:b/>
         <w:bCs/>
       </w:rPr>
@@ -3416,7 +3239,7 @@
         <w:spacing w:before="0" w:after="0" w:line="240" w:lineRule="auto"/>
       </w:pPr>
       <w:rPr>
-        <w:rFonts w:asciiTheme="majorHAnsi" w:eastAsiaTheme="majorEastAsia" w:hAnsiTheme="majorHAnsi" w:cstheme="majorBidi"/>
+        <w:rFonts/>
         <w:b/>
         <w:bCs/>
       </w:rPr>
@@ -3437,7 +3260,7 @@
         <w:spacing w:before="0" w:after="0" w:line="240" w:lineRule="auto"/>
       </w:pPr>
       <w:rPr>
-        <w:rFonts w:asciiTheme="majorHAnsi" w:eastAsiaTheme="majorEastAsia" w:hAnsiTheme="majorHAnsi" w:cstheme="majorBidi"/>
+        <w:rFonts/>
         <w:b/>
         <w:bCs/>
       </w:rPr>
@@ -3455,14 +3278,14 @@
     </w:tblStylePr>
     <w:tblStylePr w:type="firstCol">
       <w:rPr>
-        <w:rFonts w:asciiTheme="majorHAnsi" w:eastAsiaTheme="majorEastAsia" w:hAnsiTheme="majorHAnsi" w:cstheme="majorBidi"/>
+        <w:rFonts/>
         <w:b/>
         <w:bCs/>
       </w:rPr>
     </w:tblStylePr>
     <w:tblStylePr w:type="lastCol">
       <w:rPr>
-        <w:rFonts w:asciiTheme="majorHAnsi" w:eastAsiaTheme="majorEastAsia" w:hAnsiTheme="majorHAnsi" w:cstheme="majorBidi"/>
+        <w:rFonts/>
         <w:b/>
         <w:bCs/>
       </w:rPr>
@@ -3546,7 +3369,7 @@
         <w:spacing w:before="0" w:after="0" w:line="240" w:lineRule="auto"/>
       </w:pPr>
       <w:rPr>
-        <w:rFonts w:asciiTheme="majorHAnsi" w:eastAsiaTheme="majorEastAsia" w:hAnsiTheme="majorHAnsi" w:cstheme="majorBidi"/>
+        <w:rFonts/>
         <w:b/>
         <w:bCs/>
       </w:rPr>
@@ -3567,7 +3390,7 @@
         <w:spacing w:before="0" w:after="0" w:line="240" w:lineRule="auto"/>
       </w:pPr>
       <w:rPr>
-        <w:rFonts w:asciiTheme="majorHAnsi" w:eastAsiaTheme="majorEastAsia" w:hAnsiTheme="majorHAnsi" w:cstheme="majorBidi"/>
+        <w:rFonts/>
         <w:b/>
         <w:bCs/>
       </w:rPr>
@@ -3585,14 +3408,14 @@
     </w:tblStylePr>
     <w:tblStylePr w:type="firstCol">
       <w:rPr>
-        <w:rFonts w:asciiTheme="majorHAnsi" w:eastAsiaTheme="majorEastAsia" w:hAnsiTheme="majorHAnsi" w:cstheme="majorBidi"/>
+        <w:rFonts/>
         <w:b/>
         <w:bCs/>
       </w:rPr>
     </w:tblStylePr>
     <w:tblStylePr w:type="lastCol">
       <w:rPr>
-        <w:rFonts w:asciiTheme="majorHAnsi" w:eastAsiaTheme="majorEastAsia" w:hAnsiTheme="majorHAnsi" w:cstheme="majorBidi"/>
+        <w:rFonts/>
         <w:b/>
         <w:bCs/>
       </w:rPr>
@@ -3676,7 +3499,7 @@
         <w:spacing w:before="0" w:after="0" w:line="240" w:lineRule="auto"/>
       </w:pPr>
       <w:rPr>
-        <w:rFonts w:asciiTheme="majorHAnsi" w:eastAsiaTheme="majorEastAsia" w:hAnsiTheme="majorHAnsi" w:cstheme="majorBidi"/>
+        <w:rFonts/>
         <w:b/>
         <w:bCs/>
       </w:rPr>
@@ -3697,7 +3520,7 @@
         <w:spacing w:before="0" w:after="0" w:line="240" w:lineRule="auto"/>
       </w:pPr>
       <w:rPr>
-        <w:rFonts w:asciiTheme="majorHAnsi" w:eastAsiaTheme="majorEastAsia" w:hAnsiTheme="majorHAnsi" w:cstheme="majorBidi"/>
+        <w:rFonts/>
         <w:b/>
         <w:bCs/>
       </w:rPr>
@@ -3715,14 +3538,14 @@
     </w:tblStylePr>
     <w:tblStylePr w:type="firstCol">
       <w:rPr>
-        <w:rFonts w:asciiTheme="majorHAnsi" w:eastAsiaTheme="majorEastAsia" w:hAnsiTheme="majorHAnsi" w:cstheme="majorBidi"/>
+        <w:rFonts/>
         <w:b/>
         <w:bCs/>
       </w:rPr>
     </w:tblStylePr>
     <w:tblStylePr w:type="lastCol">
       <w:rPr>
-        <w:rFonts w:asciiTheme="majorHAnsi" w:eastAsiaTheme="majorEastAsia" w:hAnsiTheme="majorHAnsi" w:cstheme="majorBidi"/>
+        <w:rFonts/>
         <w:b/>
         <w:bCs/>
       </w:rPr>
@@ -3806,7 +3629,7 @@
         <w:spacing w:before="0" w:after="0" w:line="240" w:lineRule="auto"/>
       </w:pPr>
       <w:rPr>
-        <w:rFonts w:asciiTheme="majorHAnsi" w:eastAsiaTheme="majorEastAsia" w:hAnsiTheme="majorHAnsi" w:cstheme="majorBidi"/>
+        <w:rFonts/>
         <w:b/>
         <w:bCs/>
       </w:rPr>
@@ -3827,7 +3650,7 @@
         <w:spacing w:before="0" w:after="0" w:line="240" w:lineRule="auto"/>
       </w:pPr>
       <w:rPr>
-        <w:rFonts w:asciiTheme="majorHAnsi" w:eastAsiaTheme="majorEastAsia" w:hAnsiTheme="majorHAnsi" w:cstheme="majorBidi"/>
+        <w:rFonts/>
         <w:b/>
         <w:bCs/>
       </w:rPr>
@@ -3845,14 +3668,14 @@
     </w:tblStylePr>
     <w:tblStylePr w:type="firstCol">
       <w:rPr>
-        <w:rFonts w:asciiTheme="majorHAnsi" w:eastAsiaTheme="majorEastAsia" w:hAnsiTheme="majorHAnsi" w:cstheme="majorBidi"/>
+        <w:rFonts/>
         <w:b/>
         <w:bCs/>
       </w:rPr>
     </w:tblStylePr>
     <w:tblStylePr w:type="lastCol">
       <w:rPr>
-        <w:rFonts w:asciiTheme="majorHAnsi" w:eastAsiaTheme="majorEastAsia" w:hAnsiTheme="majorHAnsi" w:cstheme="majorBidi"/>
+        <w:rFonts/>
         <w:b/>
         <w:bCs/>
       </w:rPr>
@@ -3936,7 +3759,7 @@
         <w:spacing w:before="0" w:after="0" w:line="240" w:lineRule="auto"/>
       </w:pPr>
       <w:rPr>
-        <w:rFonts w:asciiTheme="majorHAnsi" w:eastAsiaTheme="majorEastAsia" w:hAnsiTheme="majorHAnsi" w:cstheme="majorBidi"/>
+        <w:rFonts/>
         <w:b/>
         <w:bCs/>
       </w:rPr>
@@ -3957,7 +3780,7 @@
         <w:spacing w:before="0" w:after="0" w:line="240" w:lineRule="auto"/>
       </w:pPr>
       <w:rPr>
-        <w:rFonts w:asciiTheme="majorHAnsi" w:eastAsiaTheme="majorEastAsia" w:hAnsiTheme="majorHAnsi" w:cstheme="majorBidi"/>
+        <w:rFonts/>
         <w:b/>
         <w:bCs/>
       </w:rPr>
@@ -3975,14 +3798,14 @@
     </w:tblStylePr>
     <w:tblStylePr w:type="firstCol">
       <w:rPr>
-        <w:rFonts w:asciiTheme="majorHAnsi" w:eastAsiaTheme="majorEastAsia" w:hAnsiTheme="majorHAnsi" w:cstheme="majorBidi"/>
+        <w:rFonts/>
         <w:b/>
         <w:bCs/>
       </w:rPr>
     </w:tblStylePr>
     <w:tblStylePr w:type="lastCol">
       <w:rPr>
-        <w:rFonts w:asciiTheme="majorHAnsi" w:eastAsiaTheme="majorEastAsia" w:hAnsiTheme="majorHAnsi" w:cstheme="majorBidi"/>
+        <w:rFonts/>
         <w:b/>
         <w:bCs/>
       </w:rPr>
@@ -4066,7 +3889,7 @@
         <w:spacing w:before="0" w:after="0" w:line="240" w:lineRule="auto"/>
       </w:pPr>
       <w:rPr>
-        <w:rFonts w:asciiTheme="majorHAnsi" w:eastAsiaTheme="majorEastAsia" w:hAnsiTheme="majorHAnsi" w:cstheme="majorBidi"/>
+        <w:rFonts/>
         <w:b/>
         <w:bCs/>
       </w:rPr>
@@ -4087,7 +3910,7 @@
         <w:spacing w:before="0" w:after="0" w:line="240" w:lineRule="auto"/>
       </w:pPr>
       <w:rPr>
-        <w:rFonts w:asciiTheme="majorHAnsi" w:eastAsiaTheme="majorEastAsia" w:hAnsiTheme="majorHAnsi" w:cstheme="majorBidi"/>
+        <w:rFonts/>
         <w:b/>
         <w:bCs/>
       </w:rPr>
@@ -4105,14 +3928,14 @@
     </w:tblStylePr>
     <w:tblStylePr w:type="firstCol">
       <w:rPr>
-        <w:rFonts w:asciiTheme="majorHAnsi" w:eastAsiaTheme="majorEastAsia" w:hAnsiTheme="majorHAnsi" w:cstheme="majorBidi"/>
+        <w:rFonts/>
         <w:b/>
         <w:bCs/>
       </w:rPr>
     </w:tblStylePr>
     <w:tblStylePr w:type="lastCol">
       <w:rPr>
-        <w:rFonts w:asciiTheme="majorHAnsi" w:eastAsiaTheme="majorEastAsia" w:hAnsiTheme="majorHAnsi" w:cstheme="majorBidi"/>
+        <w:rFonts/>
         <w:b/>
         <w:bCs/>
       </w:rPr>
@@ -5977,7 +5800,7 @@
     </w:tblPr>
     <w:tblStylePr w:type="firstRow">
       <w:rPr>
-        <w:rFonts w:asciiTheme="majorHAnsi" w:eastAsiaTheme="majorEastAsia" w:hAnsiTheme="majorHAnsi" w:cstheme="majorBidi"/>
+        <w:rFonts/>
       </w:rPr>
       <w:tblPr/>
       <w:tcPr>
@@ -6061,7 +5884,7 @@
     </w:tblPr>
     <w:tblStylePr w:type="firstRow">
       <w:rPr>
-        <w:rFonts w:asciiTheme="majorHAnsi" w:eastAsiaTheme="majorEastAsia" w:hAnsiTheme="majorHAnsi" w:cstheme="majorBidi"/>
+        <w:rFonts/>
       </w:rPr>
       <w:tblPr/>
       <w:tcPr>
@@ -6145,7 +5968,7 @@
     </w:tblPr>
     <w:tblStylePr w:type="firstRow">
       <w:rPr>
-        <w:rFonts w:asciiTheme="majorHAnsi" w:eastAsiaTheme="majorEastAsia" w:hAnsiTheme="majorHAnsi" w:cstheme="majorBidi"/>
+        <w:rFonts/>
       </w:rPr>
       <w:tblPr/>
       <w:tcPr>
@@ -6229,7 +6052,7 @@
     </w:tblPr>
     <w:tblStylePr w:type="firstRow">
       <w:rPr>
-        <w:rFonts w:asciiTheme="majorHAnsi" w:eastAsiaTheme="majorEastAsia" w:hAnsiTheme="majorHAnsi" w:cstheme="majorBidi"/>
+        <w:rFonts/>
       </w:rPr>
       <w:tblPr/>
       <w:tcPr>
@@ -6313,7 +6136,7 @@
     </w:tblPr>
     <w:tblStylePr w:type="firstRow">
       <w:rPr>
-        <w:rFonts w:asciiTheme="majorHAnsi" w:eastAsiaTheme="majorEastAsia" w:hAnsiTheme="majorHAnsi" w:cstheme="majorBidi"/>
+        <w:rFonts/>
       </w:rPr>
       <w:tblPr/>
       <w:tcPr>
@@ -6397,7 +6220,7 @@
     </w:tblPr>
     <w:tblStylePr w:type="firstRow">
       <w:rPr>
-        <w:rFonts w:asciiTheme="majorHAnsi" w:eastAsiaTheme="majorEastAsia" w:hAnsiTheme="majorHAnsi" w:cstheme="majorBidi"/>
+        <w:rFonts/>
       </w:rPr>
       <w:tblPr/>
       <w:tcPr>
@@ -6481,7 +6304,7 @@
     </w:tblPr>
     <w:tblStylePr w:type="firstRow">
       <w:rPr>
-        <w:rFonts w:asciiTheme="majorHAnsi" w:eastAsiaTheme="majorEastAsia" w:hAnsiTheme="majorHAnsi" w:cstheme="majorBidi"/>
+        <w:rFonts/>
       </w:rPr>
       <w:tblPr/>
       <w:tcPr>
@@ -6546,7 +6369,7 @@
       <w:spacing w:after="0" w:line="240" w:lineRule="auto"/>
     </w:pPr>
     <w:rPr>
-      <w:rFonts w:asciiTheme="majorHAnsi" w:eastAsiaTheme="majorEastAsia" w:hAnsiTheme="majorHAnsi" w:cstheme="majorBidi"/>
+      <w:rFonts/>
       <w:color w:val="000000" w:themeColor="text1"/>
     </w:rPr>
     <w:tblPr>
@@ -6674,7 +6497,7 @@
       <w:spacing w:after="0" w:line="240" w:lineRule="auto"/>
     </w:pPr>
     <w:rPr>
-      <w:rFonts w:asciiTheme="majorHAnsi" w:eastAsiaTheme="majorEastAsia" w:hAnsiTheme="majorHAnsi" w:cstheme="majorBidi"/>
+      <w:rFonts/>
       <w:color w:val="000000" w:themeColor="text1"/>
     </w:rPr>
     <w:tblPr>
@@ -6802,7 +6625,7 @@
       <w:spacing w:after="0" w:line="240" w:lineRule="auto"/>
     </w:pPr>
     <w:rPr>
-      <w:rFonts w:asciiTheme="majorHAnsi" w:eastAsiaTheme="majorEastAsia" w:hAnsiTheme="majorHAnsi" w:cstheme="majorBidi"/>
+      <w:rFonts/>
       <w:color w:val="000000" w:themeColor="text1"/>
     </w:rPr>
     <w:tblPr>
@@ -6930,7 +6753,7 @@
       <w:spacing w:after="0" w:line="240" w:lineRule="auto"/>
     </w:pPr>
     <w:rPr>
-      <w:rFonts w:asciiTheme="majorHAnsi" w:eastAsiaTheme="majorEastAsia" w:hAnsiTheme="majorHAnsi" w:cstheme="majorBidi"/>
+      <w:rFonts/>
       <w:color w:val="000000" w:themeColor="text1"/>
     </w:rPr>
     <w:tblPr>
@@ -7058,7 +6881,7 @@
       <w:spacing w:after="0" w:line="240" w:lineRule="auto"/>
     </w:pPr>
     <w:rPr>
-      <w:rFonts w:asciiTheme="majorHAnsi" w:eastAsiaTheme="majorEastAsia" w:hAnsiTheme="majorHAnsi" w:cstheme="majorBidi"/>
+      <w:rFonts/>
       <w:color w:val="000000" w:themeColor="text1"/>
     </w:rPr>
     <w:tblPr>
@@ -7186,7 +7009,7 @@
       <w:spacing w:after="0" w:line="240" w:lineRule="auto"/>
     </w:pPr>
     <w:rPr>
-      <w:rFonts w:asciiTheme="majorHAnsi" w:eastAsiaTheme="majorEastAsia" w:hAnsiTheme="majorHAnsi" w:cstheme="majorBidi"/>
+      <w:rFonts/>
       <w:color w:val="000000" w:themeColor="text1"/>
     </w:rPr>
     <w:tblPr>
@@ -7314,7 +7137,7 @@
       <w:spacing w:after="0" w:line="240" w:lineRule="auto"/>
     </w:pPr>
     <w:rPr>
-      <w:rFonts w:asciiTheme="majorHAnsi" w:eastAsiaTheme="majorEastAsia" w:hAnsiTheme="majorHAnsi" w:cstheme="majorBidi"/>
+      <w:rFonts/>
       <w:color w:val="000000" w:themeColor="text1"/>
     </w:rPr>
     <w:tblPr>
@@ -7953,7 +7776,7 @@
       <w:spacing w:after="0" w:line="240" w:lineRule="auto"/>
     </w:pPr>
     <w:rPr>
-      <w:rFonts w:asciiTheme="majorHAnsi" w:eastAsiaTheme="majorEastAsia" w:hAnsiTheme="majorHAnsi" w:cstheme="majorBidi"/>
+      <w:rFonts/>
       <w:color w:val="000000" w:themeColor="text1"/>
     </w:rPr>
     <w:tblPr>
@@ -8078,7 +7901,7 @@
       <w:spacing w:after="0" w:line="240" w:lineRule="auto"/>
     </w:pPr>
     <w:rPr>
-      <w:rFonts w:asciiTheme="majorHAnsi" w:eastAsiaTheme="majorEastAsia" w:hAnsiTheme="majorHAnsi" w:cstheme="majorBidi"/>
+      <w:rFonts/>
       <w:color w:val="000000" w:themeColor="text1"/>
     </w:rPr>
     <w:tblPr>
@@ -8203,7 +8026,7 @@
       <w:spacing w:after="0" w:line="240" w:lineRule="auto"/>
     </w:pPr>
     <w:rPr>
-      <w:rFonts w:asciiTheme="majorHAnsi" w:eastAsiaTheme="majorEastAsia" w:hAnsiTheme="majorHAnsi" w:cstheme="majorBidi"/>
+      <w:rFonts/>
       <w:color w:val="000000" w:themeColor="text1"/>
     </w:rPr>
     <w:tblPr>
@@ -8328,7 +8151,7 @@
       <w:spacing w:after="0" w:line="240" w:lineRule="auto"/>
     </w:pPr>
     <w:rPr>
-      <w:rFonts w:asciiTheme="majorHAnsi" w:eastAsiaTheme="majorEastAsia" w:hAnsiTheme="majorHAnsi" w:cstheme="majorBidi"/>
+      <w:rFonts/>
       <w:color w:val="000000" w:themeColor="text1"/>
     </w:rPr>
     <w:tblPr>
@@ -8453,7 +8276,7 @@
       <w:spacing w:after="0" w:line="240" w:lineRule="auto"/>
     </w:pPr>
     <w:rPr>
-      <w:rFonts w:asciiTheme="majorHAnsi" w:eastAsiaTheme="majorEastAsia" w:hAnsiTheme="majorHAnsi" w:cstheme="majorBidi"/>
+      <w:rFonts/>
       <w:color w:val="000000" w:themeColor="text1"/>
     </w:rPr>
     <w:tblPr>
@@ -8578,7 +8401,7 @@
       <w:spacing w:after="0" w:line="240" w:lineRule="auto"/>
     </w:pPr>
     <w:rPr>
-      <w:rFonts w:asciiTheme="majorHAnsi" w:eastAsiaTheme="majorEastAsia" w:hAnsiTheme="majorHAnsi" w:cstheme="majorBidi"/>
+      <w:rFonts/>
       <w:color w:val="000000" w:themeColor="text1"/>
     </w:rPr>
     <w:tblPr>
@@ -8703,7 +8526,7 @@
       <w:spacing w:after="0" w:line="240" w:lineRule="auto"/>
     </w:pPr>
     <w:rPr>
-      <w:rFonts w:asciiTheme="majorHAnsi" w:eastAsiaTheme="majorEastAsia" w:hAnsiTheme="majorHAnsi" w:cstheme="majorBidi"/>
+      <w:rFonts/>
       <w:color w:val="000000" w:themeColor="text1"/>
     </w:rPr>
     <w:tblPr>
